--- a/docs/handouts/Oct14_session3_qa_checklist.docx
+++ b/docs/handouts/Oct14_session3_qa_checklist.docx
@@ -37,19 +37,19 @@
         <w:t xml:space="preserve"> </w:t>
       </w:r>
       <w:r>
-        <w:t xml:space="preserve">whether to act on it. It is deliberately blunt: every question is one you can ask out loud,</w:t>
+        <w:t xml:space="preserve">whether to act on it. Every question is short and direct, so you can ask it out loud. For</w:t>
       </w:r>
       <w:r>
         <w:t xml:space="preserve"> </w:t>
       </w:r>
       <w:r>
-        <w:t xml:space="preserve">and every one has an answer or an admission. A question the analyst cannot answer is itself</w:t>
+        <w:t xml:space="preserve">every question, the analyst should either give an answer or admit that they cannot. A question</w:t>
       </w:r>
       <w:r>
         <w:t xml:space="preserve"> </w:t>
       </w:r>
       <w:r>
-        <w:t xml:space="preserve">a finding, and sometimes the most important one.</w:t>
+        <w:t xml:space="preserve">the analyst cannot answer is itself a finding, and sometimes the most important one.</w:t>
       </w:r>
     </w:p>
     <w:p>
@@ -215,7 +215,7 @@
         </w:numPr>
       </w:pPr>
       <w:r>
-        <w:t xml:space="preserve">What evidence do you have that it holds here, not merely in general?</w:t>
+        <w:t xml:space="preserve">What evidence do you have that this assumption holds here, not merely in general?</w:t>
       </w:r>
     </w:p>
     <w:p>
@@ -227,7 +227,7 @@
         </w:numPr>
       </w:pPr>
       <w:r>
-        <w:t xml:space="preserve">What did you do to test it, and what would the result look like if it failed?</w:t>
+        <w:t xml:space="preserve">What did you do to test the assumption, and what would the result look like if the assumption failed?</w:t>
       </w:r>
     </w:p>
     <w:p>
@@ -349,7 +349,7 @@
         </w:numPr>
       </w:pPr>
       <w:r>
-        <w:t xml:space="preserve">Is the outcome the one that matters, or a convenient stand-in for it?</w:t>
+        <w:t xml:space="preserve">Is the outcome the one that matters, or an easier-to-measure substitute for it?</w:t>
       </w:r>
     </w:p>
     <w:p>
@@ -387,7 +387,7 @@
           <w:i/>
           <w:iCs/>
         </w:rPr>
-        <w:t xml:space="preserve">Does the claim follow, or does it outrun the evidence?</w:t>
+        <w:t xml:space="preserve">Does the claim follow, or does it go further than the evidence?</w:t>
       </w:r>
     </w:p>
     <w:p>
@@ -519,7 +519,7 @@
           <w:b/>
           <w:bCs/>
         </w:rPr>
-        <w:t xml:space="preserve">What has to be true for this to be causal, and did you test it?</w:t>
+        <w:t xml:space="preserve">What has to be true for this to be causal, and did you test that assumption?</w:t>
       </w:r>
     </w:p>
     <w:p>
@@ -567,7 +567,7 @@
           <w:b/>
           <w:bCs/>
         </w:rPr>
-        <w:t xml:space="preserve">Does the conclusion follow, or does it outrun the evidence?</w:t>
+        <w:t xml:space="preserve">Does the conclusion follow, or does it go further than the evidence?</w:t>
       </w:r>
     </w:p>
     <w:bookmarkEnd w:id="25"/>
@@ -643,13 +643,13 @@
         <w:t xml:space="preserve"> </w:t>
       </w:r>
       <w:r>
-        <w:t xml:space="preserve">A claim that nothing could falsify is not a finding.</w:t>
+        <w:t xml:space="preserve">If no result could ever prove a claim wrong, the claim</w:t>
       </w:r>
       <w:r>
         <w:t xml:space="preserve"> </w:t>
       </w:r>
       <w:r>
-        <w:t xml:space="preserve">Listen for a specific answer – a rate, a horizon, a subgroup, a specification.</w:t>
+        <w:t xml:space="preserve">is not a finding. Listen for a specific answer: a rate, a time horizon, a subgroup, a specification.</w:t>
       </w:r>
     </w:p>
     <w:p>
@@ -673,13 +673,13 @@
         <w:t xml:space="preserve"> </w:t>
       </w:r>
       <w:r>
-        <w:t xml:space="preserve">same either way, the estimate is not really doing the work. The decision is being carried by</w:t>
+        <w:t xml:space="preserve">same either way, the estimate is not what is driving the decision. Something else is driving</w:t>
       </w:r>
       <w:r>
         <w:t xml:space="preserve"> </w:t>
       </w:r>
       <w:r>
-        <w:t xml:space="preserve">something else, and you should find out what.</w:t>
+        <w:t xml:space="preserve">it, and you should find out what.</w:t>
       </w:r>
     </w:p>
     <w:bookmarkEnd w:id="26"/>
@@ -737,7 +737,7 @@
         <w:pStyle w:val="BodyText"/>
       </w:pPr>
       <w:r>
-        <w:t xml:space="preserve">What you would need before signing off:</w:t>
+        <w:t xml:space="preserve">What you would need before approving:</w:t>
       </w:r>
     </w:p>
     <w:p>
@@ -765,11 +765,7 @@
       </w:r>
     </w:p>
     <w:bookmarkEnd w:id="27"/>
-    <w:sectPr>
-      <w:footnotePr>
-        <w:numRestart w:val="eachSect"/>
-      </w:footnotePr>
-    </w:sectPr>
+    <w:sectPr/>
   </w:body>
 </w:document>
 </file>
@@ -1176,6 +1172,8 @@
     </w:pPr>
     <w:rPr>
       <w:rFonts w:asciiTheme="majorHAnsi" w:cstheme="majorBidi" w:eastAsiaTheme="majorEastAsia" w:hAnsiTheme="majorHAnsi"/>
+      <w:spacing w:val="-10"/>
+      <w:kern w:val="28"/>
       <w:sz w:val="56"/>
       <w:szCs w:val="56"/>
     </w:rPr>
@@ -1188,6 +1186,8 @@
     <w:rsid w:val="00A10FD9"/>
     <w:rPr>
       <w:rFonts w:asciiTheme="majorHAnsi" w:cstheme="majorBidi" w:eastAsiaTheme="majorEastAsia" w:hAnsiTheme="majorHAnsi"/>
+      <w:spacing w:val="-10"/>
+      <w:kern w:val="28"/>
       <w:sz w:val="56"/>
       <w:szCs w:val="56"/>
     </w:rPr>
@@ -1228,31 +1228,23 @@
   </w:style>
   <w:style w:customStyle="1" w:styleId="Author" w:type="paragraph">
     <w:name w:val="Author"/>
-    <w:basedOn w:val="Title"/>
     <w:next w:val="BodyText"/>
     <w:qFormat/>
     <w:pPr>
       <w:keepNext/>
       <w:keepLines/>
-    </w:pPr>
-    <w:rPr>
-      <w:sz w:val="24"/>
-      <w:szCs w:val="24"/>
-    </w:rPr>
+      <w:jc w:val="center"/>
+    </w:pPr>
   </w:style>
   <w:style w:styleId="Date" w:type="paragraph">
     <w:name w:val="Date"/>
-    <w:basedOn w:val="Title"/>
     <w:next w:val="BodyText"/>
     <w:qFormat/>
     <w:pPr>
       <w:keepNext/>
       <w:keepLines/>
-    </w:pPr>
-    <w:rPr>
-      <w:sz w:val="24"/>
-      <w:szCs w:val="24"/>
-    </w:rPr>
+      <w:jc w:val="center"/>
+    </w:pPr>
   </w:style>
   <w:style w:customStyle="1" w:styleId="AbstractTitle" w:type="paragraph">
     <w:name w:val="Abstract Title"/>

--- a/docs/handouts/Oct14_session3_qa_checklist.docx
+++ b/docs/handouts/Oct14_session3_qa_checklist.docx
@@ -98,7 +98,7 @@
           <w:szCs w:val="18"/>
           <w:color w:val="545860"/>
         </w:rPr>
-        <w:t xml:space="preserve">Fictional GreenWaste case | invented figures</w:t>
+        <w:t xml:space="preserve">GreenWaste is a fictional training case.</w:t>
       </w:r>
     </w:p>
     <w:p>
